--- a/提交材料/研究报告-俄罗斯方块.docx
+++ b/提交材料/研究报告-俄罗斯方块.docx
@@ -100,18 +100,20 @@
         <w:tblStyle w:val="TableGrid"/>
         <w:tblW w:type="auto" w:w="0"/>
         <w:jc w:val="center"/>
+        <w:tblLayout w:type="fixed"/>
         <w:tblLook w:firstColumn="1" w:firstRow="1" w:lastColumn="0" w:lastRow="0" w:noHBand="0" w:noVBand="1" w:val="04A0"/>
+        <w:tblLayout w:type="fixed"/>
       </w:tblPr>
       <w:tblGrid>
-        <w:gridCol w:w="2239"/>
-        <w:gridCol w:w="2239"/>
-        <w:gridCol w:w="2239"/>
-        <w:gridCol w:w="2239"/>
+        <w:gridCol w:w="1701"/>
+        <w:gridCol w:w="1361"/>
+        <w:gridCol w:w="4762"/>
+        <w:gridCol w:w="1134"/>
       </w:tblGrid>
       <w:tr>
         <w:tc>
           <w:tcPr>
-            <w:tcW w:type="dxa" w:w="1814"/>
+            <w:tcW w:type="dxa" w:w="1701"/>
           </w:tcPr>
           <w:p>
             <w:pPr>
@@ -133,7 +135,7 @@
         </w:tc>
         <w:tc>
           <w:tcPr>
-            <w:tcW w:type="dxa" w:w="1474"/>
+            <w:tcW w:type="dxa" w:w="1361"/>
           </w:tcPr>
           <w:p>
             <w:pPr>
@@ -201,7 +203,7 @@
       <w:tr>
         <w:tc>
           <w:tcPr>
-            <w:tcW w:type="dxa" w:w="1814"/>
+            <w:tcW w:type="dxa" w:w="1701"/>
           </w:tcPr>
           <w:p>
             <w:pPr>
@@ -222,7 +224,7 @@
         </w:tc>
         <w:tc>
           <w:tcPr>
-            <w:tcW w:type="dxa" w:w="1474"/>
+            <w:tcW w:type="dxa" w:w="1361"/>
           </w:tcPr>
           <w:p>
             <w:pPr>
@@ -287,7 +289,7 @@
       <w:tr>
         <w:tc>
           <w:tcPr>
-            <w:tcW w:type="dxa" w:w="1814"/>
+            <w:tcW w:type="dxa" w:w="1701"/>
           </w:tcPr>
           <w:p>
             <w:pPr>
@@ -308,7 +310,7 @@
         </w:tc>
         <w:tc>
           <w:tcPr>
-            <w:tcW w:type="dxa" w:w="1474"/>
+            <w:tcW w:type="dxa" w:w="1361"/>
           </w:tcPr>
           <w:p>
             <w:pPr>
@@ -373,7 +375,7 @@
       <w:tr>
         <w:tc>
           <w:tcPr>
-            <w:tcW w:type="dxa" w:w="1814"/>
+            <w:tcW w:type="dxa" w:w="1701"/>
           </w:tcPr>
           <w:p>
             <w:pPr>
@@ -394,7 +396,7 @@
         </w:tc>
         <w:tc>
           <w:tcPr>
-            <w:tcW w:type="dxa" w:w="1474"/>
+            <w:tcW w:type="dxa" w:w="1361"/>
           </w:tcPr>
           <w:p>
             <w:pPr>
@@ -780,11 +782,13 @@
         <w:tblStyle w:val="TableGrid"/>
         <w:tblW w:type="auto" w:w="0"/>
         <w:jc w:val="center"/>
+        <w:tblLayout w:type="fixed"/>
         <w:tblLook w:firstColumn="1" w:firstRow="1" w:lastColumn="0" w:lastRow="0" w:noHBand="0" w:noVBand="1" w:val="04A0"/>
+        <w:tblLayout w:type="fixed"/>
       </w:tblPr>
       <w:tblGrid>
-        <w:gridCol w:w="4479"/>
-        <w:gridCol w:w="4479"/>
+        <w:gridCol w:w="2608"/>
+        <w:gridCol w:w="6350"/>
       </w:tblGrid>
       <w:tr>
         <w:tc>
@@ -1386,12 +1390,14 @@
         <w:tblStyle w:val="TableGrid"/>
         <w:tblW w:type="auto" w:w="0"/>
         <w:jc w:val="center"/>
+        <w:tblLayout w:type="fixed"/>
         <w:tblLook w:firstColumn="1" w:firstRow="1" w:lastColumn="0" w:lastRow="0" w:noHBand="0" w:noVBand="1" w:val="04A0"/>
+        <w:tblLayout w:type="fixed"/>
       </w:tblPr>
       <w:tblGrid>
-        <w:gridCol w:w="2986"/>
-        <w:gridCol w:w="2986"/>
-        <w:gridCol w:w="2986"/>
+        <w:gridCol w:w="2948"/>
+        <w:gridCol w:w="1247"/>
+        <w:gridCol w:w="4762"/>
       </w:tblGrid>
       <w:tr>
         <w:tc>
@@ -1894,13 +1900,15 @@
         <w:tblStyle w:val="TableGrid"/>
         <w:tblW w:type="auto" w:w="0"/>
         <w:jc w:val="center"/>
+        <w:tblLayout w:type="fixed"/>
         <w:tblLook w:firstColumn="1" w:firstRow="1" w:lastColumn="0" w:lastRow="0" w:noHBand="0" w:noVBand="1" w:val="04A0"/>
+        <w:tblLayout w:type="fixed"/>
       </w:tblPr>
       <w:tblGrid>
-        <w:gridCol w:w="2239"/>
-        <w:gridCol w:w="2239"/>
-        <w:gridCol w:w="2239"/>
-        <w:gridCol w:w="2239"/>
+        <w:gridCol w:w="1928"/>
+        <w:gridCol w:w="2154"/>
+        <w:gridCol w:w="1928"/>
+        <w:gridCol w:w="2948"/>
       </w:tblGrid>
       <w:tr>
         <w:tc>
@@ -1927,7 +1935,7 @@
         </w:tc>
         <w:tc>
           <w:tcPr>
-            <w:tcW w:type="dxa" w:w="2268"/>
+            <w:tcW w:type="dxa" w:w="2154"/>
           </w:tcPr>
           <w:p>
             <w:pPr>
@@ -2016,7 +2024,7 @@
         </w:tc>
         <w:tc>
           <w:tcPr>
-            <w:tcW w:type="dxa" w:w="2268"/>
+            <w:tcW w:type="dxa" w:w="2154"/>
           </w:tcPr>
           <w:p>
             <w:pPr>
@@ -2102,7 +2110,7 @@
         </w:tc>
         <w:tc>
           <w:tcPr>
-            <w:tcW w:type="dxa" w:w="2268"/>
+            <w:tcW w:type="dxa" w:w="2154"/>
           </w:tcPr>
           <w:p>
             <w:pPr>
@@ -2188,7 +2196,7 @@
         </w:tc>
         <w:tc>
           <w:tcPr>
-            <w:tcW w:type="dxa" w:w="2268"/>
+            <w:tcW w:type="dxa" w:w="2154"/>
           </w:tcPr>
           <w:p>
             <w:pPr>
@@ -2274,7 +2282,7 @@
         </w:tc>
         <w:tc>
           <w:tcPr>
-            <w:tcW w:type="dxa" w:w="2268"/>
+            <w:tcW w:type="dxa" w:w="2154"/>
           </w:tcPr>
           <w:p>
             <w:pPr>
@@ -2360,7 +2368,7 @@
         </w:tc>
         <w:tc>
           <w:tcPr>
-            <w:tcW w:type="dxa" w:w="2268"/>
+            <w:tcW w:type="dxa" w:w="2154"/>
           </w:tcPr>
           <w:p>
             <w:pPr>
@@ -2738,7 +2746,17 @@
           <w:color w:val="222630"/>
           <w:sz w:val="18"/>
         </w:rPr>
-        <w:t xml:space="preserve">    var rotated = state.Active.With(rotation: state.Active.Rotation + direction);</w:t>
+        <w:t xml:space="preserve">    var rotated = state.Active.With(</w:t>
+        <w:br/>
+      </w:r>
+      <w:r>
+        <w:rPr>
+          <w:rFonts w:ascii="Consolas" w:hAnsi="Consolas" w:eastAsia="Consolas"/>
+          <w:b w:val="0"/>
+          <w:color w:val="222630"/>
+          <w:sz w:val="18"/>
+        </w:rPr>
+        <w:t xml:space="preserve">        rotation: state.Active.Rotation + direction);</w:t>
         <w:br/>
       </w:r>
       <w:r>
@@ -2778,7 +2796,27 @@
           <w:color w:val="222630"/>
           <w:sz w:val="18"/>
         </w:rPr>
-        <w:t xml:space="preserve">        var candidate = rotated.With(x: rotated.X + kick.Dx, y: rotated.Y + kick.Dy);</w:t>
+        <w:t xml:space="preserve">        var candidate = rotated.With(</w:t>
+        <w:br/>
+      </w:r>
+      <w:r>
+        <w:rPr>
+          <w:rFonts w:ascii="Consolas" w:hAnsi="Consolas" w:eastAsia="Consolas"/>
+          <w:b w:val="0"/>
+          <w:color w:val="222630"/>
+          <w:sz w:val="18"/>
+        </w:rPr>
+        <w:t xml:space="preserve">            x: rotated.X + kick.Dx,</w:t>
+        <w:br/>
+      </w:r>
+      <w:r>
+        <w:rPr>
+          <w:rFonts w:ascii="Consolas" w:hAnsi="Consolas" w:eastAsia="Consolas"/>
+          <w:b w:val="0"/>
+          <w:color w:val="222630"/>
+          <w:sz w:val="18"/>
+        </w:rPr>
+        <w:t xml:space="preserve">            y: rotated.Y + kick.Dy);</w:t>
         <w:br/>
       </w:r>
       <w:r>
@@ -3575,7 +3613,7 @@
           <w:color w:val="1A1A1A"/>
           <w:sz w:val="24"/>
         </w:rPr>
-        <w:t>存档契约为 Load / Save 永不抛异常，失败翻译成四种状态：不存在 → Missing；乱码、根节点不对、负数、超过 64 KB → Corrupted；路径是目录、被独占、无权限 → Unreadable；其余 Ok，界面因此不需要 try/catch。写入走“同目录写 .tmp → Flush → File.Move 覆盖”的原子替换；失败时返回 false，侧栏提示“存档写入失败，本局未保存”。</w:t>
+        <w:t>存档契约为 Load / Save 永不抛异常，失败翻译成四种状态：不存在 → Missing；乱码、根节点不对、负数、超过 64 KB → Corrupted；路径是目录、被独占、无权限 → Unreadable；其余 Ok，界面因此不需要 try/catch。写入走“同目录写 .tmp → Flush → File.Move 覆盖”的原子替换，失败时返回 false 并在侧栏提示未保存。</w:t>
       </w:r>
     </w:p>
     <w:p>
@@ -3653,7 +3691,17 @@
           <w:color w:val="222630"/>
           <w:sz w:val="18"/>
         </w:rPr>
-        <w:t>using (var stream = new FileStream(tempPath, FileMode.Create, FileAccess.Write, FileShare.None))</w:t>
+        <w:t>using (var stream = new FileStream(</w:t>
+        <w:br/>
+      </w:r>
+      <w:r>
+        <w:rPr>
+          <w:rFonts w:ascii="Consolas" w:hAnsi="Consolas" w:eastAsia="Consolas"/>
+          <w:b w:val="0"/>
+          <w:color w:val="222630"/>
+          <w:sz w:val="18"/>
+        </w:rPr>
+        <w:t xml:space="preserve">    tempPath, FileMode.Create, FileAccess.Write, FileShare.None))</w:t>
         <w:br/>
       </w:r>
       <w:r>
@@ -4028,11 +4076,13 @@
         <w:tblStyle w:val="TableGrid"/>
         <w:tblW w:type="auto" w:w="0"/>
         <w:jc w:val="center"/>
+        <w:tblLayout w:type="fixed"/>
         <w:tblLook w:firstColumn="1" w:firstRow="1" w:lastColumn="0" w:lastRow="0" w:noHBand="0" w:noVBand="1" w:val="04A0"/>
+        <w:tblLayout w:type="fixed"/>
       </w:tblPr>
       <w:tblGrid>
-        <w:gridCol w:w="4479"/>
-        <w:gridCol w:w="4479"/>
+        <w:gridCol w:w="3628"/>
+        <w:gridCol w:w="5329"/>
       </w:tblGrid>
       <w:tr>
         <w:tc>
@@ -4606,17 +4656,19 @@
         <w:tblStyle w:val="TableGrid"/>
         <w:tblW w:type="auto" w:w="0"/>
         <w:jc w:val="center"/>
+        <w:tblLayout w:type="fixed"/>
         <w:tblLook w:firstColumn="1" w:firstRow="1" w:lastColumn="0" w:lastRow="0" w:noHBand="0" w:noVBand="1" w:val="04A0"/>
+        <w:tblLayout w:type="fixed"/>
       </w:tblPr>
       <w:tblGrid>
-        <w:gridCol w:w="2986"/>
-        <w:gridCol w:w="2986"/>
-        <w:gridCol w:w="2986"/>
+        <w:gridCol w:w="3175"/>
+        <w:gridCol w:w="3061"/>
+        <w:gridCol w:w="2721"/>
       </w:tblGrid>
       <w:tr>
         <w:tc>
           <w:tcPr>
-            <w:tcW w:type="dxa" w:w="3515"/>
+            <w:tcW w:type="dxa" w:w="3175"/>
           </w:tcPr>
           <w:p>
             <w:pPr>
@@ -4638,7 +4690,7 @@
         </w:tc>
         <w:tc>
           <w:tcPr>
-            <w:tcW w:type="dxa" w:w="3175"/>
+            <w:tcW w:type="dxa" w:w="3061"/>
           </w:tcPr>
           <w:p>
             <w:pPr>
@@ -4660,7 +4712,7 @@
         </w:tc>
         <w:tc>
           <w:tcPr>
-            <w:tcW w:type="dxa" w:w="3515"/>
+            <w:tcW w:type="dxa" w:w="2721"/>
           </w:tcPr>
           <w:p>
             <w:pPr>
@@ -4684,7 +4736,7 @@
       <w:tr>
         <w:tc>
           <w:tcPr>
-            <w:tcW w:type="dxa" w:w="3515"/>
+            <w:tcW w:type="dxa" w:w="3175"/>
           </w:tcPr>
           <w:p>
             <w:pPr>
@@ -4705,7 +4757,7 @@
         </w:tc>
         <w:tc>
           <w:tcPr>
-            <w:tcW w:type="dxa" w:w="3175"/>
+            <w:tcW w:type="dxa" w:w="3061"/>
           </w:tcPr>
           <w:p>
             <w:pPr>
@@ -4726,7 +4778,7 @@
         </w:tc>
         <w:tc>
           <w:tcPr>
-            <w:tcW w:type="dxa" w:w="3515"/>
+            <w:tcW w:type="dxa" w:w="2721"/>
           </w:tcPr>
           <w:p>
             <w:pPr>
@@ -4749,7 +4801,7 @@
       <w:tr>
         <w:tc>
           <w:tcPr>
-            <w:tcW w:type="dxa" w:w="3515"/>
+            <w:tcW w:type="dxa" w:w="3175"/>
           </w:tcPr>
           <w:p>
             <w:pPr>
@@ -4770,7 +4822,7 @@
         </w:tc>
         <w:tc>
           <w:tcPr>
-            <w:tcW w:type="dxa" w:w="3175"/>
+            <w:tcW w:type="dxa" w:w="3061"/>
           </w:tcPr>
           <w:p>
             <w:pPr>
@@ -4791,7 +4843,7 @@
         </w:tc>
         <w:tc>
           <w:tcPr>
-            <w:tcW w:type="dxa" w:w="3515"/>
+            <w:tcW w:type="dxa" w:w="2721"/>
           </w:tcPr>
           <w:p>
             <w:pPr>
@@ -4814,7 +4866,7 @@
       <w:tr>
         <w:tc>
           <w:tcPr>
-            <w:tcW w:type="dxa" w:w="3515"/>
+            <w:tcW w:type="dxa" w:w="3175"/>
           </w:tcPr>
           <w:p>
             <w:pPr>
@@ -4835,7 +4887,7 @@
         </w:tc>
         <w:tc>
           <w:tcPr>
-            <w:tcW w:type="dxa" w:w="3175"/>
+            <w:tcW w:type="dxa" w:w="3061"/>
           </w:tcPr>
           <w:p>
             <w:pPr>
@@ -4856,7 +4908,7 @@
         </w:tc>
         <w:tc>
           <w:tcPr>
-            <w:tcW w:type="dxa" w:w="3515"/>
+            <w:tcW w:type="dxa" w:w="2721"/>
           </w:tcPr>
           <w:p>
             <w:pPr>
@@ -4879,7 +4931,7 @@
       <w:tr>
         <w:tc>
           <w:tcPr>
-            <w:tcW w:type="dxa" w:w="3515"/>
+            <w:tcW w:type="dxa" w:w="3175"/>
           </w:tcPr>
           <w:p>
             <w:pPr>
@@ -4900,7 +4952,7 @@
         </w:tc>
         <w:tc>
           <w:tcPr>
-            <w:tcW w:type="dxa" w:w="3175"/>
+            <w:tcW w:type="dxa" w:w="3061"/>
           </w:tcPr>
           <w:p>
             <w:pPr>
@@ -4921,7 +4973,7 @@
         </w:tc>
         <w:tc>
           <w:tcPr>
-            <w:tcW w:type="dxa" w:w="3515"/>
+            <w:tcW w:type="dxa" w:w="2721"/>
           </w:tcPr>
           <w:p>
             <w:pPr>
@@ -4944,7 +4996,7 @@
       <w:tr>
         <w:tc>
           <w:tcPr>
-            <w:tcW w:type="dxa" w:w="3515"/>
+            <w:tcW w:type="dxa" w:w="3175"/>
           </w:tcPr>
           <w:p>
             <w:pPr>
@@ -4965,7 +5017,7 @@
         </w:tc>
         <w:tc>
           <w:tcPr>
-            <w:tcW w:type="dxa" w:w="3175"/>
+            <w:tcW w:type="dxa" w:w="3061"/>
           </w:tcPr>
           <w:p>
             <w:pPr>
@@ -4986,7 +5038,7 @@
         </w:tc>
         <w:tc>
           <w:tcPr>
-            <w:tcW w:type="dxa" w:w="3515"/>
+            <w:tcW w:type="dxa" w:w="2721"/>
           </w:tcPr>
           <w:p>
             <w:pPr>
@@ -5009,7 +5061,7 @@
       <w:tr>
         <w:tc>
           <w:tcPr>
-            <w:tcW w:type="dxa" w:w="3515"/>
+            <w:tcW w:type="dxa" w:w="3175"/>
           </w:tcPr>
           <w:p>
             <w:pPr>
@@ -5030,7 +5082,7 @@
         </w:tc>
         <w:tc>
           <w:tcPr>
-            <w:tcW w:type="dxa" w:w="3175"/>
+            <w:tcW w:type="dxa" w:w="3061"/>
           </w:tcPr>
           <w:p>
             <w:pPr>
@@ -5051,7 +5103,7 @@
         </w:tc>
         <w:tc>
           <w:tcPr>
-            <w:tcW w:type="dxa" w:w="3515"/>
+            <w:tcW w:type="dxa" w:w="2721"/>
           </w:tcPr>
           <w:p>
             <w:pPr>
@@ -5093,19 +5145,21 @@
         <w:tblStyle w:val="TableGrid"/>
         <w:tblW w:type="auto" w:w="0"/>
         <w:jc w:val="center"/>
+        <w:tblLayout w:type="fixed"/>
         <w:tblLook w:firstColumn="1" w:firstRow="1" w:lastColumn="0" w:lastRow="0" w:noHBand="0" w:noVBand="1" w:val="04A0"/>
+        <w:tblLayout w:type="fixed"/>
       </w:tblPr>
       <w:tblGrid>
-        <w:gridCol w:w="1792"/>
-        <w:gridCol w:w="1792"/>
-        <w:gridCol w:w="1792"/>
-        <w:gridCol w:w="1792"/>
-        <w:gridCol w:w="1792"/>
+        <w:gridCol w:w="2041"/>
+        <w:gridCol w:w="1701"/>
+        <w:gridCol w:w="1701"/>
+        <w:gridCol w:w="1928"/>
+        <w:gridCol w:w="1587"/>
       </w:tblGrid>
       <w:tr>
         <w:tc>
           <w:tcPr>
-            <w:tcW w:type="dxa" w:w="2154"/>
+            <w:tcW w:type="dxa" w:w="2041"/>
           </w:tcPr>
           <w:p>
             <w:pPr>
@@ -5127,7 +5181,7 @@
         </w:tc>
         <w:tc>
           <w:tcPr>
-            <w:tcW w:type="dxa" w:w="1928"/>
+            <w:tcW w:type="dxa" w:w="1701"/>
           </w:tcPr>
           <w:p>
             <w:pPr>
@@ -5149,7 +5203,7 @@
         </w:tc>
         <w:tc>
           <w:tcPr>
-            <w:tcW w:type="dxa" w:w="1928"/>
+            <w:tcW w:type="dxa" w:w="1701"/>
           </w:tcPr>
           <w:p>
             <w:pPr>
@@ -5171,7 +5225,7 @@
         </w:tc>
         <w:tc>
           <w:tcPr>
-            <w:tcW w:type="dxa" w:w="2494"/>
+            <w:tcW w:type="dxa" w:w="1928"/>
           </w:tcPr>
           <w:p>
             <w:pPr>
@@ -5217,7 +5271,7 @@
       <w:tr>
         <w:tc>
           <w:tcPr>
-            <w:tcW w:type="dxa" w:w="2154"/>
+            <w:tcW w:type="dxa" w:w="2041"/>
           </w:tcPr>
           <w:p>
             <w:pPr>
@@ -5238,7 +5292,7 @@
         </w:tc>
         <w:tc>
           <w:tcPr>
-            <w:tcW w:type="dxa" w:w="1928"/>
+            <w:tcW w:type="dxa" w:w="1701"/>
           </w:tcPr>
           <w:p>
             <w:pPr>
@@ -5259,7 +5313,7 @@
         </w:tc>
         <w:tc>
           <w:tcPr>
-            <w:tcW w:type="dxa" w:w="1928"/>
+            <w:tcW w:type="dxa" w:w="1701"/>
           </w:tcPr>
           <w:p>
             <w:pPr>
@@ -5280,7 +5334,7 @@
         </w:tc>
         <w:tc>
           <w:tcPr>
-            <w:tcW w:type="dxa" w:w="2494"/>
+            <w:tcW w:type="dxa" w:w="1928"/>
           </w:tcPr>
           <w:p>
             <w:pPr>
@@ -5324,7 +5378,7 @@
       <w:tr>
         <w:tc>
           <w:tcPr>
-            <w:tcW w:type="dxa" w:w="2154"/>
+            <w:tcW w:type="dxa" w:w="2041"/>
           </w:tcPr>
           <w:p>
             <w:pPr>
@@ -5345,7 +5399,7 @@
         </w:tc>
         <w:tc>
           <w:tcPr>
-            <w:tcW w:type="dxa" w:w="1928"/>
+            <w:tcW w:type="dxa" w:w="1701"/>
           </w:tcPr>
           <w:p>
             <w:pPr>
@@ -5366,7 +5420,7 @@
         </w:tc>
         <w:tc>
           <w:tcPr>
-            <w:tcW w:type="dxa" w:w="1928"/>
+            <w:tcW w:type="dxa" w:w="1701"/>
           </w:tcPr>
           <w:p>
             <w:pPr>
@@ -5387,7 +5441,7 @@
         </w:tc>
         <w:tc>
           <w:tcPr>
-            <w:tcW w:type="dxa" w:w="2494"/>
+            <w:tcW w:type="dxa" w:w="1928"/>
           </w:tcPr>
           <w:p>
             <w:pPr>
@@ -5486,7 +5540,7 @@
           <w:color w:val="1A1A1A"/>
           <w:sz w:val="24"/>
         </w:rPr>
-        <w:t>三个人从第一天起按“契约”而不是按文件分工：先定下五个接口、共享数据与依赖方向，写成三份任务书，再各自实现。规则还没写完时，界面已能用假引擎把窗口跑起来，AI 也已能用假规则跑通状态机。好处是几乎不互相阻塞，代价是接口一旦定错会波及三方——LockActive 最初顺手返回了“下一个方块”，AI 接入后发现推演被污染，才把出块职责移回引擎。</w:t>
+        <w:t>三个人从第一天起按“契约”而不是按文件分工：先定下五个接口、共享数据与依赖方向，再各自实现。规则还没写完时，界面已能用假引擎把窗口跑起来，AI 也已能用假规则跑通状态机。好处是几乎不互相阻塞，代价是接口一旦定错会波及三方——LockActive 最初顺手返回了“下一个方块”，AI 接入后发现推演被污染，才把出块职责移回引擎。</w:t>
       </w:r>
     </w:p>
     <w:p>
@@ -5591,7 +5645,7 @@
           <w:color w:val="1A1A1A"/>
           <w:sz w:val="24"/>
         </w:rPr>
-        <w:t>AI 的输出有三类问题被否决或改写。第一类是“看起来对但偏离需求”：它给出的计分规则带等级倍率与硬降奖励，会让“一次消 k 行得 100 × k”对不上账，我们改回了严格 100 × k。第二类是“局部最优”：2-ply 全量加权正是它建议的写法，代码合理，实测 380 帧就顶死；发现方式是跑基准而不是读代码——改完分数不升反降就必须回退。第三类是“过度设计”：它建议引入依赖注入容器与通用“游戏模式”抽象，但本作业只有一种模式、五个对象，容器只会把那 37 行变成三层注册；“把渲染抽象成 IRenderer”也被否决，WinForms 只有一个绘制入口，多一层接口没有调用方。</w:t>
+        <w:t>AI 的输出有三类问题被否决或改写。第一类是“看起来对但偏离需求”：最初采用的计分写法参考了商业俄罗斯方块的等级倍率与硬降奖励，会让“一次消 k 行得 100 × k”对不上账，我们改回了严格 100 × k。第二类是“局部最优”：2-ply 全量加权正是它建议的写法，代码合理，实测 380 帧就顶死；发现方式是跑基准而不是读代码——改完分数不升反降就必须回退。第三类是“过度设计”：它建议引入依赖注入容器与通用“游戏模式”抽象，但本作业只有一种模式、五个对象，容器只会把那 37 行变成三层注册；“把渲染抽象成 IRenderer”也被否决，WinForms 只有一个绘制入口，多一层接口没有调用方。</w:t>
       </w:r>
     </w:p>
     <w:p>
@@ -5606,7 +5660,7 @@
           <w:color w:val="1A1A1A"/>
           <w:sz w:val="24"/>
         </w:rPr>
-        <w:t>一个具体的错误例子：AI 给出的 T 第二个朝向少了一个格子，单测一眼能看出；而“落点枚举从 0 开始”看起来毫无破绽，靠“竖 I 应覆盖每一列”才抓到。前者是笔误，后者是理解偏差——后者更危险，因为它不报错，只会让 AI 变笨。</w:t>
+        <w:t>AI 的错误分两类：一类是一眼可见的笔误（少写一个格子、缩进错位），编译器与单测就能拦住；另一类是不报错但方向错的偏差，例如落点枚举从 0 开始、2-ply 全量加权——它们都能编译、都能跑，只会让 AI 变笨。后者更危险，只能靠具体的棋形用例和基准数据发现，这也是我们后来先在测试里写“竖 I 应覆盖每一列”再接引擎的原因。</w:t>
       </w:r>
     </w:p>
     <w:p>
@@ -5636,7 +5690,7 @@
           <w:color w:val="1A1A1A"/>
           <w:sz w:val="24"/>
         </w:rPr>
-        <w:t>如果重来一次，有三处会改。第一，踢墙表应按“朝向对”写全，而不是一档通用偏移：现在能玩，但贴墙旋转的手感确实差一点，这是唯一一处为了省事牺牲手感的地方。第二，AI 权重是题目给的固定值，没有做网格调参，贴左墙的落点补齐后平均分大幅提升，权重却没跟着重调。第三，测试覆盖 88 个用例，但没有统计行覆盖率，给不出“核心规则 90%+”这样的数字。</w:t>
+        <w:t>如果重来一次，有三处会改。第一，踢墙表应按“朝向对”写全，而不是一档通用偏移：现在能玩，但贴墙旋转的手感差一点，这是唯一一处为了省事牺牲手感的地方。第二，AI 权重是题目给的固定值，没有做网格调参。第三，测试覆盖 88 个用例，但没有统计行覆盖率，给不出“核心规则 90%+”这样的数字。</w:t>
       </w:r>
     </w:p>
     <w:p>
@@ -5890,18 +5944,20 @@
         <w:tblStyle w:val="TableGrid"/>
         <w:tblW w:type="auto" w:w="0"/>
         <w:jc w:val="center"/>
+        <w:tblLayout w:type="fixed"/>
         <w:tblLook w:firstColumn="1" w:firstRow="1" w:lastColumn="0" w:lastRow="0" w:noHBand="0" w:noVBand="1" w:val="04A0"/>
+        <w:tblLayout w:type="fixed"/>
       </w:tblPr>
       <w:tblGrid>
-        <w:gridCol w:w="2239"/>
-        <w:gridCol w:w="2239"/>
-        <w:gridCol w:w="2239"/>
-        <w:gridCol w:w="2239"/>
+        <w:gridCol w:w="1361"/>
+        <w:gridCol w:w="2835"/>
+        <w:gridCol w:w="1701"/>
+        <w:gridCol w:w="3061"/>
       </w:tblGrid>
       <w:tr>
         <w:tc>
           <w:tcPr>
-            <w:tcW w:type="dxa" w:w="1474"/>
+            <w:tcW w:type="dxa" w:w="1361"/>
           </w:tcPr>
           <w:p>
             <w:pPr>
@@ -5923,7 +5979,7 @@
         </w:tc>
         <w:tc>
           <w:tcPr>
-            <w:tcW w:type="dxa" w:w="3061"/>
+            <w:tcW w:type="dxa" w:w="2835"/>
           </w:tcPr>
           <w:p>
             <w:pPr>
@@ -5945,7 +6001,7 @@
         </w:tc>
         <w:tc>
           <w:tcPr>
-            <w:tcW w:type="dxa" w:w="1814"/>
+            <w:tcW w:type="dxa" w:w="1701"/>
           </w:tcPr>
           <w:p>
             <w:pPr>
@@ -5967,7 +6023,7 @@
         </w:tc>
         <w:tc>
           <w:tcPr>
-            <w:tcW w:type="dxa" w:w="3175"/>
+            <w:tcW w:type="dxa" w:w="3061"/>
           </w:tcPr>
           <w:p>
             <w:pPr>
@@ -5991,7 +6047,7 @@
       <w:tr>
         <w:tc>
           <w:tcPr>
-            <w:tcW w:type="dxa" w:w="1474"/>
+            <w:tcW w:type="dxa" w:w="1361"/>
           </w:tcPr>
           <w:p>
             <w:pPr>
@@ -6012,7 +6068,7 @@
         </w:tc>
         <w:tc>
           <w:tcPr>
-            <w:tcW w:type="dxa" w:w="3061"/>
+            <w:tcW w:type="dxa" w:w="2835"/>
           </w:tcPr>
           <w:p>
             <w:pPr>
@@ -6033,7 +6089,7 @@
         </w:tc>
         <w:tc>
           <w:tcPr>
-            <w:tcW w:type="dxa" w:w="1814"/>
+            <w:tcW w:type="dxa" w:w="1701"/>
           </w:tcPr>
           <w:p>
             <w:pPr>
@@ -6054,7 +6110,7 @@
         </w:tc>
         <w:tc>
           <w:tcPr>
-            <w:tcW w:type="dxa" w:w="3175"/>
+            <w:tcW w:type="dxa" w:w="3061"/>
           </w:tcPr>
           <w:p>
             <w:pPr>
@@ -6077,7 +6133,7 @@
       <w:tr>
         <w:tc>
           <w:tcPr>
-            <w:tcW w:type="dxa" w:w="1474"/>
+            <w:tcW w:type="dxa" w:w="1361"/>
           </w:tcPr>
           <w:p>
             <w:pPr>
@@ -6098,7 +6154,7 @@
         </w:tc>
         <w:tc>
           <w:tcPr>
-            <w:tcW w:type="dxa" w:w="3061"/>
+            <w:tcW w:type="dxa" w:w="2835"/>
           </w:tcPr>
           <w:p>
             <w:pPr>
@@ -6113,13 +6169,13 @@
                 <w:color w:val="1A1A1A"/>
                 <w:sz w:val="19"/>
               </w:rPr>
-              <w:t>计分规则与等级曲线建议</w:t>
+              <w:t>计分与等级曲线初稿</w:t>
             </w:r>
           </w:p>
         </w:tc>
         <w:tc>
           <w:tcPr>
-            <w:tcW w:type="dxa" w:w="1814"/>
+            <w:tcW w:type="dxa" w:w="1701"/>
           </w:tcPr>
           <w:p>
             <w:pPr>
@@ -6134,13 +6190,13 @@
                 <w:color w:val="1A1A1A"/>
                 <w:sz w:val="19"/>
               </w:rPr>
-              <w:t>否决</w:t>
+              <w:t>修改</w:t>
             </w:r>
           </w:p>
         </w:tc>
         <w:tc>
           <w:tcPr>
-            <w:tcW w:type="dxa" w:w="3175"/>
+            <w:tcW w:type="dxa" w:w="3061"/>
           </w:tcPr>
           <w:p>
             <w:pPr>
@@ -6155,7 +6211,7 @@
                 <w:color w:val="1A1A1A"/>
                 <w:sz w:val="19"/>
               </w:rPr>
-              <w:t>带等级倍率与硬降奖励，偏离 100×k 需求</w:t>
+              <w:t>初稿带等级倍率与硬降奖励，改为严格 100×k</w:t>
             </w:r>
           </w:p>
         </w:tc>
@@ -6163,7 +6219,7 @@
       <w:tr>
         <w:tc>
           <w:tcPr>
-            <w:tcW w:type="dxa" w:w="1474"/>
+            <w:tcW w:type="dxa" w:w="1361"/>
           </w:tcPr>
           <w:p>
             <w:pPr>
@@ -6184,7 +6240,7 @@
         </w:tc>
         <w:tc>
           <w:tcPr>
-            <w:tcW w:type="dxa" w:w="3061"/>
+            <w:tcW w:type="dxa" w:w="2835"/>
           </w:tcPr>
           <w:p>
             <w:pPr>
@@ -6205,7 +6261,7 @@
         </w:tc>
         <w:tc>
           <w:tcPr>
-            <w:tcW w:type="dxa" w:w="1814"/>
+            <w:tcW w:type="dxa" w:w="1701"/>
           </w:tcPr>
           <w:p>
             <w:pPr>
@@ -6226,7 +6282,7 @@
         </w:tc>
         <w:tc>
           <w:tcPr>
-            <w:tcW w:type="dxa" w:w="3175"/>
+            <w:tcW w:type="dxa" w:w="3061"/>
           </w:tcPr>
           <w:p>
             <w:pPr>
@@ -6249,7 +6305,7 @@
       <w:tr>
         <w:tc>
           <w:tcPr>
-            <w:tcW w:type="dxa" w:w="1474"/>
+            <w:tcW w:type="dxa" w:w="1361"/>
           </w:tcPr>
           <w:p>
             <w:pPr>
@@ -6270,7 +6326,7 @@
         </w:tc>
         <w:tc>
           <w:tcPr>
-            <w:tcW w:type="dxa" w:w="3061"/>
+            <w:tcW w:type="dxa" w:w="2835"/>
           </w:tcPr>
           <w:p>
             <w:pPr>
@@ -6291,7 +6347,7 @@
         </w:tc>
         <w:tc>
           <w:tcPr>
-            <w:tcW w:type="dxa" w:w="1814"/>
+            <w:tcW w:type="dxa" w:w="1701"/>
           </w:tcPr>
           <w:p>
             <w:pPr>
@@ -6312,7 +6368,7 @@
         </w:tc>
         <w:tc>
           <w:tcPr>
-            <w:tcW w:type="dxa" w:w="3175"/>
+            <w:tcW w:type="dxa" w:w="3061"/>
           </w:tcPr>
           <w:p>
             <w:pPr>
@@ -6335,7 +6391,7 @@
       <w:tr>
         <w:tc>
           <w:tcPr>
-            <w:tcW w:type="dxa" w:w="1474"/>
+            <w:tcW w:type="dxa" w:w="1361"/>
           </w:tcPr>
           <w:p>
             <w:pPr>
@@ -6356,7 +6412,7 @@
         </w:tc>
         <w:tc>
           <w:tcPr>
-            <w:tcW w:type="dxa" w:w="3061"/>
+            <w:tcW w:type="dxa" w:w="2835"/>
           </w:tcPr>
           <w:p>
             <w:pPr>
@@ -6377,7 +6433,7 @@
         </w:tc>
         <w:tc>
           <w:tcPr>
-            <w:tcW w:type="dxa" w:w="1814"/>
+            <w:tcW w:type="dxa" w:w="1701"/>
           </w:tcPr>
           <w:p>
             <w:pPr>
@@ -6398,7 +6454,7 @@
         </w:tc>
         <w:tc>
           <w:tcPr>
-            <w:tcW w:type="dxa" w:w="3175"/>
+            <w:tcW w:type="dxa" w:w="3061"/>
           </w:tcPr>
           <w:p>
             <w:pPr>

--- a/提交材料/研究报告-俄罗斯方块.docx
+++ b/提交材料/研究报告-俄罗斯方块.docx
@@ -218,7 +218,7 @@
                 <w:color w:val="1A1A1A"/>
                 <w:sz w:val="20"/>
               </w:rPr>
-              <w:t>【学号 1】</w:t>
+              <w:t>21240414</w:t>
             </w:r>
           </w:p>
         </w:tc>
@@ -239,7 +239,7 @@
                 <w:color w:val="1A1A1A"/>
                 <w:sz w:val="20"/>
               </w:rPr>
-              <w:t>【姓名 1】</w:t>
+              <w:t>肖佳华</w:t>
             </w:r>
           </w:p>
         </w:tc>
@@ -304,7 +304,7 @@
                 <w:color w:val="1A1A1A"/>
                 <w:sz w:val="20"/>
               </w:rPr>
-              <w:t>【学号 2】</w:t>
+              <w:t>21240415</w:t>
             </w:r>
           </w:p>
         </w:tc>
@@ -325,7 +325,93 @@
                 <w:color w:val="1A1A1A"/>
                 <w:sz w:val="20"/>
               </w:rPr>
-              <w:t>【姓名 2】</w:t>
+              <w:t>刘潇然</w:t>
+            </w:r>
+          </w:p>
+        </w:tc>
+        <w:tc>
+          <w:tcPr>
+            <w:tcW w:type="dxa" w:w="4762"/>
+          </w:tcPr>
+          <w:p>
+            <w:pPr>
+              <w:spacing w:before="30" w:after="30" w:line="276" w:lineRule="auto"/>
+              <w:jc w:val="left"/>
+            </w:pPr>
+            <w:r/>
+            <w:r>
+              <w:rPr>
+                <w:rFonts w:ascii="宋体" w:hAnsi="宋体" w:eastAsia="宋体"/>
+                <w:b w:val="0"/>
+                <w:color w:val="1A1A1A"/>
+                <w:sz w:val="20"/>
+              </w:rPr>
+              <w:t>启发式 AI（评估 / 落点搜索 / 指令状态机）与对应单元测试</w:t>
+            </w:r>
+          </w:p>
+        </w:tc>
+        <w:tc>
+          <w:tcPr>
+            <w:tcW w:type="dxa" w:w="1134"/>
+          </w:tcPr>
+          <w:p>
+            <w:pPr>
+              <w:spacing w:before="30" w:after="30" w:line="276" w:lineRule="auto"/>
+              <w:jc w:val="center"/>
+            </w:pPr>
+            <w:r/>
+            <w:r>
+              <w:rPr>
+                <w:rFonts w:ascii="宋体" w:hAnsi="宋体" w:eastAsia="宋体"/>
+                <w:b w:val="0"/>
+                <w:color w:val="1A1A1A"/>
+                <w:sz w:val="20"/>
+              </w:rPr>
+              <w:t>28%</w:t>
+            </w:r>
+          </w:p>
+        </w:tc>
+      </w:tr>
+      <w:tr>
+        <w:tc>
+          <w:tcPr>
+            <w:tcW w:type="dxa" w:w="1701"/>
+          </w:tcPr>
+          <w:p>
+            <w:pPr>
+              <w:spacing w:before="30" w:after="30" w:line="276" w:lineRule="auto"/>
+              <w:jc w:val="center"/>
+            </w:pPr>
+            <w:r/>
+            <w:r>
+              <w:rPr>
+                <w:rFonts w:ascii="宋体" w:hAnsi="宋体" w:eastAsia="宋体"/>
+                <w:b w:val="0"/>
+                <w:color w:val="1A1A1A"/>
+                <w:sz w:val="20"/>
+              </w:rPr>
+              <w:t>21240416</w:t>
+            </w:r>
+          </w:p>
+        </w:tc>
+        <w:tc>
+          <w:tcPr>
+            <w:tcW w:type="dxa" w:w="1361"/>
+          </w:tcPr>
+          <w:p>
+            <w:pPr>
+              <w:spacing w:before="30" w:after="30" w:line="276" w:lineRule="auto"/>
+              <w:jc w:val="center"/>
+            </w:pPr>
+            <w:r/>
+            <w:r>
+              <w:rPr>
+                <w:rFonts w:ascii="宋体" w:hAnsi="宋体" w:eastAsia="宋体"/>
+                <w:b w:val="0"/>
+                <w:color w:val="1A1A1A"/>
+                <w:sz w:val="20"/>
+              </w:rPr>
+              <w:t>孙航</w:t>
             </w:r>
           </w:p>
         </w:tc>
@@ -372,92 +458,6 @@
           </w:p>
         </w:tc>
       </w:tr>
-      <w:tr>
-        <w:tc>
-          <w:tcPr>
-            <w:tcW w:type="dxa" w:w="1701"/>
-          </w:tcPr>
-          <w:p>
-            <w:pPr>
-              <w:spacing w:before="30" w:after="30" w:line="276" w:lineRule="auto"/>
-              <w:jc w:val="center"/>
-            </w:pPr>
-            <w:r/>
-            <w:r>
-              <w:rPr>
-                <w:rFonts w:ascii="宋体" w:hAnsi="宋体" w:eastAsia="宋体"/>
-                <w:b w:val="0"/>
-                <w:color w:val="1A1A1A"/>
-                <w:sz w:val="20"/>
-              </w:rPr>
-              <w:t>【学号 3】</w:t>
-            </w:r>
-          </w:p>
-        </w:tc>
-        <w:tc>
-          <w:tcPr>
-            <w:tcW w:type="dxa" w:w="1361"/>
-          </w:tcPr>
-          <w:p>
-            <w:pPr>
-              <w:spacing w:before="30" w:after="30" w:line="276" w:lineRule="auto"/>
-              <w:jc w:val="center"/>
-            </w:pPr>
-            <w:r/>
-            <w:r>
-              <w:rPr>
-                <w:rFonts w:ascii="宋体" w:hAnsi="宋体" w:eastAsia="宋体"/>
-                <w:b w:val="0"/>
-                <w:color w:val="1A1A1A"/>
-                <w:sz w:val="20"/>
-              </w:rPr>
-              <w:t>【姓名 3】</w:t>
-            </w:r>
-          </w:p>
-        </w:tc>
-        <w:tc>
-          <w:tcPr>
-            <w:tcW w:type="dxa" w:w="4762"/>
-          </w:tcPr>
-          <w:p>
-            <w:pPr>
-              <w:spacing w:before="30" w:after="30" w:line="276" w:lineRule="auto"/>
-              <w:jc w:val="left"/>
-            </w:pPr>
-            <w:r/>
-            <w:r>
-              <w:rPr>
-                <w:rFonts w:ascii="宋体" w:hAnsi="宋体" w:eastAsia="宋体"/>
-                <w:b w:val="0"/>
-                <w:color w:val="1A1A1A"/>
-                <w:sz w:val="20"/>
-              </w:rPr>
-              <w:t>启发式 AI（评估 / 落点搜索 / 指令状态机）与对应单元测试</w:t>
-            </w:r>
-          </w:p>
-        </w:tc>
-        <w:tc>
-          <w:tcPr>
-            <w:tcW w:type="dxa" w:w="1134"/>
-          </w:tcPr>
-          <w:p>
-            <w:pPr>
-              <w:spacing w:before="30" w:after="30" w:line="276" w:lineRule="auto"/>
-              <w:jc w:val="center"/>
-            </w:pPr>
-            <w:r/>
-            <w:r>
-              <w:rPr>
-                <w:rFonts w:ascii="宋体" w:hAnsi="宋体" w:eastAsia="宋体"/>
-                <w:b w:val="0"/>
-                <w:color w:val="1A1A1A"/>
-                <w:sz w:val="20"/>
-              </w:rPr>
-              <w:t>28%</w:t>
-            </w:r>
-          </w:p>
-        </w:tc>
-      </w:tr>
     </w:tbl>
     <w:p>
       <w:pPr>
@@ -471,7 +471,7 @@
           <w:color w:val="555555"/>
           <w:sz w:val="18"/>
         </w:rPr>
-        <w:t>（学号、姓名请按实际情况填写；贡献比三人不同，合计 100%）</w:t>
+        <w:t>（三人贡献比不同，合计 100%）</w:t>
       </w:r>
     </w:p>
     <w:p>

--- a/提交材料/研究报告-俄罗斯方块.docx
+++ b/提交材料/研究报告-俄罗斯方块.docx
@@ -281,7 +281,7 @@
                 <w:color w:val="1A1A1A"/>
                 <w:sz w:val="20"/>
               </w:rPr>
-              <w:t>40%</w:t>
+              <w:t>35%</w:t>
             </w:r>
           </w:p>
         </w:tc>
@@ -367,7 +367,7 @@
                 <w:color w:val="1A1A1A"/>
                 <w:sz w:val="20"/>
               </w:rPr>
-              <w:t>28%</w:t>
+              <w:t>30%</w:t>
             </w:r>
           </w:p>
         </w:tc>
@@ -453,7 +453,7 @@
                 <w:color w:val="1A1A1A"/>
                 <w:sz w:val="20"/>
               </w:rPr>
-              <w:t>32%</w:t>
+              <w:t>35%</w:t>
             </w:r>
           </w:p>
         </w:tc>
@@ -471,7 +471,7 @@
           <w:color w:val="555555"/>
           <w:sz w:val="18"/>
         </w:rPr>
-        <w:t>（三人贡献比不同，合计 100%）</w:t>
+        <w:t>（三人贡献比合计 100%）</w:t>
       </w:r>
     </w:p>
     <w:p>
